--- a/Xceed.Words.NET.Examples/Samples/Margin/Output/Margins.docx
+++ b/Xceed.Words.NET.Examples/Samples/Margin/Output/Margins.docx
@@ -9,7 +9,7 @@
       </w:pPr>
       <w:r>
         <w:rPr>
-          <w:lang w:val="en-US"/>
+          <w:lang w:val="en-CA"/>
           <w:sz w:val="30"/>
           <w:szCs w:val="30"/>
         </w:rPr>
@@ -20,7 +20,7 @@
       <w:pPr/>
       <w:r>
         <w:rPr>
-          <w:lang w:val="en-US"/>
+          <w:lang w:val="en-CA"/>
         </w:rPr>
         <w:t>This is a paragraph from a document with a left margin of 85, a right margin of 85, a top margin of 0 and a bottom margin of 50.</w:t>
       </w:r>
@@ -47,7 +47,7 @@
         <w:rFonts w:asciiTheme="minorHAnsi" w:eastAsiaTheme="minorHAnsi" w:hAnsiTheme="minorHAnsi" w:cstheme="minorBidi"/>
         <w:sz w:val="22"/>
         <w:szCs w:val="22"/>
-        <w:lang w:val="en-US" w:eastAsia="en-US" w:bidi="ar-SA"/>
+        <w:lang w:val="en-CA" w:eastAsia="en-US" w:bidi="ar-SA"/>
       </w:rPr>
     </w:rPrDefault>
     <w:pPrDefault/>
